--- a/docs/progress/05_gate.docx
+++ b/docs/progress/05_gate.docx
@@ -12,7 +12,7 @@
           <w:b/>
           <w:sz w:val="24"/>
         </w:rPr>
-        <w:t>Progress report 5 of 10</w:t>
+        <w:t>Thesis progress report</w:t>
       </w:r>
     </w:p>
     <w:p>
@@ -64,20 +64,7 @@
           <w:b w:val="0"/>
           <w:sz w:val="24"/>
         </w:rPr>
-        <w:t>Report 4 put seven models through one loop.</w:t>
-      </w:r>
-    </w:p>
-    <w:p>
-      <w:pPr>
-        <w:spacing w:after="160" w:before="40" w:line="276" w:lineRule="auto"/>
-      </w:pPr>
-      <w:r>
-        <w:rPr>
-          <w:rFonts w:ascii="Liberation Serif" w:hAnsi="Liberation Serif" w:eastAsia="Liberation Serif"/>
-          <w:b w:val="0"/>
-          <w:sz w:val="24"/>
-        </w:rPr>
-        <w:t>This note is only the gate in front of the engine.</w:t>
+        <w:t>The seven models can be compiled. This report is only the gate that sits in front of that rewrite.</w:t>
       </w:r>
     </w:p>
     <w:p>
@@ -134,14 +121,9 @@
     </w:p>
     <w:p>
       <w:r>
-        <w:br w:type="page"/>
-      </w:r>
-    </w:p>
-    <w:p>
-      <w:r>
         <w:drawing>
           <wp:inline xmlns:a="http://schemas.openxmlformats.org/drawingml/2006/main" xmlns:pic="http://schemas.openxmlformats.org/drawingml/2006/picture">
-            <wp:extent cx="5669280" cy="1862763"/>
+            <wp:extent cx="5303520" cy="5785658"/>
             <wp:docPr id="1" name="Picture 1"/>
             <wp:cNvGraphicFramePr>
               <a:graphicFrameLocks noChangeAspect="1"/>
@@ -162,7 +144,7 @@
                   <pic:spPr>
                     <a:xfrm>
                       <a:off x="0" y="0"/>
-                      <a:ext cx="5669280" cy="1862763"/>
+                      <a:ext cx="5303520" cy="5785658"/>
                     </a:xfrm>
                     <a:prstGeom prst="rect"/>
                   </pic:spPr>
@@ -196,7 +178,7 @@
           <w:b w:val="0"/>
           <w:sz w:val="24"/>
         </w:rPr>
-        <w:t>Illegal plans stop or shrink before the rewrite. The next note is how a winner is chosen after measurement.</w:t>
+        <w:t>An illegal plan is rejected or cut before the engine runs. Which of the legal plans is kept is decided only after they are measured.</w:t>
       </w:r>
     </w:p>
     <w:sectPr>

--- a/docs/progress/05_gate.docx
+++ b/docs/progress/05_gate.docx
@@ -117,6 +117,19 @@
           <w:sz w:val="24"/>
         </w:rPr>
         <w:t>On this CPU, a thread count above the number of cores is cut down to that number. Parallel execution is left as the plan asked for it. The checker does not rename the plan. It only removes or clamps what cannot run.</w:t>
+      </w:r>
+    </w:p>
+    <w:p>
+      <w:pPr>
+        <w:spacing w:after="160" w:before="40" w:line="276" w:lineRule="auto"/>
+      </w:pPr>
+      <w:r>
+        <w:rPr>
+          <w:rFonts w:ascii="Liberation Serif" w:hAnsi="Liberation Serif" w:eastAsia="Liberation Serif"/>
+          <w:b w:val="0"/>
+          <w:sz w:val="24"/>
+        </w:rPr>
+        <w:t>Crashing on a useless step was the first checker. It made ordinary YOLO plans look broken, because a batch-norm fusion is legal in the list and absent in those graphs. A crash cannot be compared with another plan. A drop can. An unknown name is different: that is the model leaving the list, so the whole plan is refused. After three bad replies the offline plan is used, and it has to be labelled as a fallback. An earlier table called an 8-bit heuristic plan by a fusion name. The name lied, and the table could not be read. The name now has to match the steps.</w:t>
       </w:r>
     </w:p>
     <w:p>
